--- a/template.docx
+++ b/template.docx
@@ -120,7 +120,7 @@
     <w:tbl>
       <w:tblPr>
         <w:tblStyle w:val="10"/>
-        <w:tblW w:w="0" w:type="auto"/>
+        <w:tblW w:w="2935" w:type="dxa"/>
         <w:tblInd w:w="0" w:type="dxa"/>
         <w:tblBorders>
           <w:top w:val="none" w:color="auto" w:sz="0" w:space="0"/>
@@ -139,10 +139,10 @@
         </w:tblCellMar>
       </w:tblPr>
       <w:tblGrid>
-        <w:gridCol w:w="1121"/>
-        <w:gridCol w:w="487"/>
-        <w:gridCol w:w="618"/>
-        <w:gridCol w:w="654"/>
+        <w:gridCol w:w="1007"/>
+        <w:gridCol w:w="665"/>
+        <w:gridCol w:w="630"/>
+        <w:gridCol w:w="633"/>
       </w:tblGrid>
       <w:tr>
         <w:tblPrEx>
@@ -154,16 +154,10 @@
             <w:insideH w:val="none" w:color="auto" w:sz="0" w:space="0"/>
             <w:insideV w:val="none" w:color="auto" w:sz="0" w:space="0"/>
           </w:tblBorders>
-          <w:tblCellMar>
-            <w:top w:w="0" w:type="dxa"/>
-            <w:left w:w="108" w:type="dxa"/>
-            <w:bottom w:w="0" w:type="dxa"/>
-            <w:right w:w="108" w:type="dxa"/>
-          </w:tblCellMar>
         </w:tblPrEx>
         <w:tc>
           <w:tcPr>
-            <w:tcW w:w="1121" w:type="dxa"/>
+            <w:tcW w:w="1007" w:type="dxa"/>
             <w:tcBorders>
               <w:tl2br w:val="nil"/>
               <w:tr2bl w:val="nil"/>
@@ -198,7 +192,7 @@
         </w:tc>
         <w:tc>
           <w:tcPr>
-            <w:tcW w:w="487" w:type="dxa"/>
+            <w:tcW w:w="665" w:type="dxa"/>
             <w:tcBorders>
               <w:tl2br w:val="nil"/>
               <w:tr2bl w:val="nil"/>
@@ -233,7 +227,7 @@
         </w:tc>
         <w:tc>
           <w:tcPr>
-            <w:tcW w:w="618" w:type="dxa"/>
+            <w:tcW w:w="630" w:type="dxa"/>
             <w:tcBorders>
               <w:tl2br w:val="nil"/>
               <w:tr2bl w:val="nil"/>
@@ -268,7 +262,7 @@
         </w:tc>
         <w:tc>
           <w:tcPr>
-            <w:tcW w:w="654" w:type="dxa"/>
+            <w:tcW w:w="633" w:type="dxa"/>
             <w:tcBorders>
               <w:tl2br w:val="nil"/>
               <w:tr2bl w:val="nil"/>
@@ -321,7 +315,7 @@
         </w:tblPrEx>
         <w:tc>
           <w:tcPr>
-            <w:tcW w:w="1121" w:type="dxa"/>
+            <w:tcW w:w="1007" w:type="dxa"/>
             <w:tcBorders>
               <w:tl2br w:val="nil"/>
               <w:tr2bl w:val="nil"/>
@@ -351,37 +345,40 @@
         </w:tc>
         <w:tc>
           <w:tcPr>
-            <w:tcW w:w="487" w:type="dxa"/>
-            <w:tcBorders>
-              <w:tl2br w:val="nil"/>
-              <w:tr2bl w:val="nil"/>
-            </w:tcBorders>
-            <w:vAlign w:val="top"/>
-          </w:tcPr>
-          <w:p>
-            <w:pPr>
-              <w:spacing w:before="0" w:after="0" w:line="228" w:lineRule="auto"/>
-              <w:jc w:val="center"/>
-              <w:rPr>
-                <w:sz w:val="10"/>
-                <w:szCs w:val="10"/>
-              </w:rPr>
-            </w:pPr>
-            <w:r>
-              <w:rPr>
-                <w:rFonts w:hint="eastAsia" w:ascii="宋体" w:hAnsi="宋体" w:eastAsia="宋体"/>
-                <w:b w:val="0"/>
-                <w:sz w:val="10"/>
-                <w:szCs w:val="10"/>
-                <w:lang w:val="en-US" w:eastAsia="zh-CN"/>
-              </w:rPr>
-              <w:t>1</w:t>
-            </w:r>
-          </w:p>
-        </w:tc>
-        <w:tc>
-          <w:tcPr>
-            <w:tcW w:w="618" w:type="dxa"/>
+            <w:tcW w:w="665" w:type="dxa"/>
+            <w:tcBorders>
+              <w:tl2br w:val="nil"/>
+              <w:tr2bl w:val="nil"/>
+            </w:tcBorders>
+            <w:vAlign w:val="center"/>
+          </w:tcPr>
+          <w:p>
+            <w:pPr>
+              <w:spacing w:before="0" w:after="0" w:line="228" w:lineRule="auto"/>
+              <w:jc w:val="left"/>
+              <w:rPr>
+                <w:rFonts w:hint="eastAsia" w:ascii="宋体" w:hAnsi="宋体" w:eastAsia="宋体"/>
+                <w:b w:val="0"/>
+                <w:sz w:val="10"/>
+                <w:szCs w:val="10"/>
+                <w:lang w:val="en-US" w:eastAsia="zh-CN"/>
+              </w:rPr>
+            </w:pPr>
+            <w:r>
+              <w:rPr>
+                <w:rFonts w:hint="eastAsia" w:ascii="宋体" w:hAnsi="宋体" w:eastAsia="宋体"/>
+                <w:b w:val="0"/>
+                <w:sz w:val="10"/>
+                <w:szCs w:val="10"/>
+                <w:lang w:val="en-US" w:eastAsia="zh-CN"/>
+              </w:rPr>
+              <w:t>{{ q1 }}</w:t>
+            </w:r>
+          </w:p>
+        </w:tc>
+        <w:tc>
+          <w:tcPr>
+            <w:tcW w:w="630" w:type="dxa"/>
             <w:tcBorders>
               <w:tl2br w:val="nil"/>
               <w:tr2bl w:val="nil"/>
@@ -411,7 +408,7 @@
         </w:tc>
         <w:tc>
           <w:tcPr>
-            <w:tcW w:w="654" w:type="dxa"/>
+            <w:tcW w:w="633" w:type="dxa"/>
             <w:tcBorders>
               <w:tl2br w:val="nil"/>
               <w:tr2bl w:val="nil"/>
@@ -459,7 +456,7 @@
         </w:tblPrEx>
         <w:tc>
           <w:tcPr>
-            <w:tcW w:w="1121" w:type="dxa"/>
+            <w:tcW w:w="1007" w:type="dxa"/>
             <w:tcBorders>
               <w:tl2br w:val="nil"/>
               <w:tr2bl w:val="nil"/>
@@ -489,37 +486,40 @@
         </w:tc>
         <w:tc>
           <w:tcPr>
-            <w:tcW w:w="487" w:type="dxa"/>
-            <w:tcBorders>
-              <w:tl2br w:val="nil"/>
-              <w:tr2bl w:val="nil"/>
-            </w:tcBorders>
-            <w:vAlign w:val="top"/>
-          </w:tcPr>
-          <w:p>
-            <w:pPr>
-              <w:spacing w:before="0" w:after="0" w:line="228" w:lineRule="auto"/>
-              <w:jc w:val="center"/>
-              <w:rPr>
-                <w:sz w:val="10"/>
-                <w:szCs w:val="10"/>
-              </w:rPr>
-            </w:pPr>
-            <w:r>
-              <w:rPr>
-                <w:rFonts w:hint="eastAsia" w:ascii="宋体" w:hAnsi="宋体" w:eastAsia="宋体"/>
-                <w:b w:val="0"/>
-                <w:sz w:val="10"/>
-                <w:szCs w:val="10"/>
-                <w:lang w:val="en-US" w:eastAsia="zh-CN"/>
-              </w:rPr>
-              <w:t>1</w:t>
-            </w:r>
-          </w:p>
-        </w:tc>
-        <w:tc>
-          <w:tcPr>
-            <w:tcW w:w="618" w:type="dxa"/>
+            <w:tcW w:w="665" w:type="dxa"/>
+            <w:tcBorders>
+              <w:tl2br w:val="nil"/>
+              <w:tr2bl w:val="nil"/>
+            </w:tcBorders>
+            <w:vAlign w:val="center"/>
+          </w:tcPr>
+          <w:p>
+            <w:pPr>
+              <w:spacing w:before="0" w:after="0" w:line="228" w:lineRule="auto"/>
+              <w:jc w:val="left"/>
+              <w:rPr>
+                <w:rFonts w:hint="eastAsia" w:ascii="宋体" w:hAnsi="宋体" w:eastAsia="宋体"/>
+                <w:b w:val="0"/>
+                <w:sz w:val="10"/>
+                <w:szCs w:val="10"/>
+                <w:lang w:val="en-US" w:eastAsia="zh-CN"/>
+              </w:rPr>
+            </w:pPr>
+            <w:r>
+              <w:rPr>
+                <w:rFonts w:hint="eastAsia" w:ascii="宋体" w:hAnsi="宋体" w:eastAsia="宋体"/>
+                <w:b w:val="0"/>
+                <w:sz w:val="10"/>
+                <w:szCs w:val="10"/>
+                <w:lang w:val="en-US" w:eastAsia="zh-CN"/>
+              </w:rPr>
+              <w:t>{{ q2 }}</w:t>
+            </w:r>
+          </w:p>
+        </w:tc>
+        <w:tc>
+          <w:tcPr>
+            <w:tcW w:w="630" w:type="dxa"/>
             <w:tcBorders>
               <w:tl2br w:val="nil"/>
               <w:tr2bl w:val="nil"/>
@@ -549,7 +549,7 @@
         </w:tc>
         <w:tc>
           <w:tcPr>
-            <w:tcW w:w="654" w:type="dxa"/>
+            <w:tcW w:w="633" w:type="dxa"/>
             <w:tcBorders>
               <w:tl2br w:val="nil"/>
               <w:tr2bl w:val="nil"/>
@@ -597,7 +597,7 @@
         </w:tblPrEx>
         <w:tc>
           <w:tcPr>
-            <w:tcW w:w="1121" w:type="dxa"/>
+            <w:tcW w:w="1007" w:type="dxa"/>
             <w:tcBorders>
               <w:tl2br w:val="nil"/>
               <w:tr2bl w:val="nil"/>
@@ -627,37 +627,40 @@
         </w:tc>
         <w:tc>
           <w:tcPr>
-            <w:tcW w:w="487" w:type="dxa"/>
-            <w:tcBorders>
-              <w:tl2br w:val="nil"/>
-              <w:tr2bl w:val="nil"/>
-            </w:tcBorders>
-            <w:vAlign w:val="top"/>
-          </w:tcPr>
-          <w:p>
-            <w:pPr>
-              <w:spacing w:before="0" w:after="0" w:line="228" w:lineRule="auto"/>
-              <w:jc w:val="center"/>
-              <w:rPr>
-                <w:sz w:val="10"/>
-                <w:szCs w:val="10"/>
-              </w:rPr>
-            </w:pPr>
-            <w:r>
-              <w:rPr>
-                <w:rFonts w:hint="eastAsia" w:ascii="宋体" w:hAnsi="宋体" w:eastAsia="宋体"/>
-                <w:b w:val="0"/>
-                <w:sz w:val="10"/>
-                <w:szCs w:val="10"/>
-                <w:lang w:val="en-US" w:eastAsia="zh-CN"/>
-              </w:rPr>
-              <w:t>1</w:t>
-            </w:r>
-          </w:p>
-        </w:tc>
-        <w:tc>
-          <w:tcPr>
-            <w:tcW w:w="618" w:type="dxa"/>
+            <w:tcW w:w="665" w:type="dxa"/>
+            <w:tcBorders>
+              <w:tl2br w:val="nil"/>
+              <w:tr2bl w:val="nil"/>
+            </w:tcBorders>
+            <w:vAlign w:val="center"/>
+          </w:tcPr>
+          <w:p>
+            <w:pPr>
+              <w:spacing w:before="0" w:after="0" w:line="228" w:lineRule="auto"/>
+              <w:jc w:val="left"/>
+              <w:rPr>
+                <w:rFonts w:hint="eastAsia" w:ascii="宋体" w:hAnsi="宋体" w:eastAsia="宋体"/>
+                <w:b w:val="0"/>
+                <w:sz w:val="10"/>
+                <w:szCs w:val="10"/>
+                <w:lang w:val="en-US" w:eastAsia="zh-CN"/>
+              </w:rPr>
+            </w:pPr>
+            <w:r>
+              <w:rPr>
+                <w:rFonts w:hint="eastAsia" w:ascii="宋体" w:hAnsi="宋体" w:eastAsia="宋体"/>
+                <w:b w:val="0"/>
+                <w:sz w:val="10"/>
+                <w:szCs w:val="10"/>
+                <w:lang w:val="en-US" w:eastAsia="zh-CN"/>
+              </w:rPr>
+              <w:t>{{ q3 }}</w:t>
+            </w:r>
+          </w:p>
+        </w:tc>
+        <w:tc>
+          <w:tcPr>
+            <w:tcW w:w="630" w:type="dxa"/>
             <w:tcBorders>
               <w:tl2br w:val="nil"/>
               <w:tr2bl w:val="nil"/>
@@ -687,7 +690,7 @@
         </w:tc>
         <w:tc>
           <w:tcPr>
-            <w:tcW w:w="654" w:type="dxa"/>
+            <w:tcW w:w="633" w:type="dxa"/>
             <w:tcBorders>
               <w:tl2br w:val="nil"/>
               <w:tr2bl w:val="nil"/>
@@ -735,7 +738,7 @@
         </w:tblPrEx>
         <w:tc>
           <w:tcPr>
-            <w:tcW w:w="1121" w:type="dxa"/>
+            <w:tcW w:w="1007" w:type="dxa"/>
             <w:tcBorders>
               <w:tl2br w:val="nil"/>
               <w:tr2bl w:val="nil"/>
@@ -765,37 +768,40 @@
         </w:tc>
         <w:tc>
           <w:tcPr>
-            <w:tcW w:w="487" w:type="dxa"/>
-            <w:tcBorders>
-              <w:tl2br w:val="nil"/>
-              <w:tr2bl w:val="nil"/>
-            </w:tcBorders>
-            <w:vAlign w:val="top"/>
-          </w:tcPr>
-          <w:p>
-            <w:pPr>
-              <w:spacing w:before="0" w:after="0" w:line="228" w:lineRule="auto"/>
-              <w:jc w:val="center"/>
-              <w:rPr>
-                <w:sz w:val="10"/>
-                <w:szCs w:val="10"/>
-              </w:rPr>
-            </w:pPr>
-            <w:r>
-              <w:rPr>
-                <w:rFonts w:hint="eastAsia" w:ascii="宋体" w:hAnsi="宋体" w:eastAsia="宋体"/>
-                <w:b w:val="0"/>
-                <w:sz w:val="10"/>
-                <w:szCs w:val="10"/>
-                <w:lang w:val="en-US" w:eastAsia="zh-CN"/>
-              </w:rPr>
-              <w:t>1</w:t>
-            </w:r>
-          </w:p>
-        </w:tc>
-        <w:tc>
-          <w:tcPr>
-            <w:tcW w:w="618" w:type="dxa"/>
+            <w:tcW w:w="665" w:type="dxa"/>
+            <w:tcBorders>
+              <w:tl2br w:val="nil"/>
+              <w:tr2bl w:val="nil"/>
+            </w:tcBorders>
+            <w:vAlign w:val="center"/>
+          </w:tcPr>
+          <w:p>
+            <w:pPr>
+              <w:spacing w:before="0" w:after="0" w:line="228" w:lineRule="auto"/>
+              <w:jc w:val="left"/>
+              <w:rPr>
+                <w:rFonts w:hint="eastAsia" w:ascii="宋体" w:hAnsi="宋体" w:eastAsia="宋体"/>
+                <w:b w:val="0"/>
+                <w:sz w:val="10"/>
+                <w:szCs w:val="10"/>
+                <w:lang w:val="en-US" w:eastAsia="zh-CN"/>
+              </w:rPr>
+            </w:pPr>
+            <w:r>
+              <w:rPr>
+                <w:rFonts w:hint="eastAsia" w:ascii="宋体" w:hAnsi="宋体" w:eastAsia="宋体"/>
+                <w:b w:val="0"/>
+                <w:sz w:val="10"/>
+                <w:szCs w:val="10"/>
+                <w:lang w:val="en-US" w:eastAsia="zh-CN"/>
+              </w:rPr>
+              <w:t>{{ q4 }}</w:t>
+            </w:r>
+          </w:p>
+        </w:tc>
+        <w:tc>
+          <w:tcPr>
+            <w:tcW w:w="630" w:type="dxa"/>
             <w:tcBorders>
               <w:tl2br w:val="nil"/>
               <w:tr2bl w:val="nil"/>
@@ -825,7 +831,7 @@
         </w:tc>
         <w:tc>
           <w:tcPr>
-            <w:tcW w:w="654" w:type="dxa"/>
+            <w:tcW w:w="633" w:type="dxa"/>
             <w:tcBorders>
               <w:tl2br w:val="nil"/>
               <w:tr2bl w:val="nil"/>
@@ -873,7 +879,7 @@
         </w:tblPrEx>
         <w:tc>
           <w:tcPr>
-            <w:tcW w:w="1121" w:type="dxa"/>
+            <w:tcW w:w="1007" w:type="dxa"/>
             <w:tcBorders>
               <w:tl2br w:val="nil"/>
               <w:tr2bl w:val="nil"/>
@@ -903,37 +909,40 @@
         </w:tc>
         <w:tc>
           <w:tcPr>
-            <w:tcW w:w="487" w:type="dxa"/>
-            <w:tcBorders>
-              <w:tl2br w:val="nil"/>
-              <w:tr2bl w:val="nil"/>
-            </w:tcBorders>
-            <w:vAlign w:val="top"/>
-          </w:tcPr>
-          <w:p>
-            <w:pPr>
-              <w:spacing w:before="0" w:after="0" w:line="228" w:lineRule="auto"/>
-              <w:jc w:val="center"/>
-              <w:rPr>
-                <w:sz w:val="10"/>
-                <w:szCs w:val="10"/>
-              </w:rPr>
-            </w:pPr>
-            <w:r>
-              <w:rPr>
-                <w:rFonts w:hint="eastAsia" w:ascii="宋体" w:hAnsi="宋体" w:eastAsia="宋体"/>
-                <w:b w:val="0"/>
-                <w:sz w:val="10"/>
-                <w:szCs w:val="10"/>
-                <w:lang w:val="en-US" w:eastAsia="zh-CN"/>
-              </w:rPr>
-              <w:t>1</w:t>
-            </w:r>
-          </w:p>
-        </w:tc>
-        <w:tc>
-          <w:tcPr>
-            <w:tcW w:w="618" w:type="dxa"/>
+            <w:tcW w:w="665" w:type="dxa"/>
+            <w:tcBorders>
+              <w:tl2br w:val="nil"/>
+              <w:tr2bl w:val="nil"/>
+            </w:tcBorders>
+            <w:vAlign w:val="center"/>
+          </w:tcPr>
+          <w:p>
+            <w:pPr>
+              <w:spacing w:before="0" w:after="0" w:line="228" w:lineRule="auto"/>
+              <w:jc w:val="left"/>
+              <w:rPr>
+                <w:rFonts w:hint="eastAsia" w:ascii="宋体" w:hAnsi="宋体" w:eastAsia="宋体"/>
+                <w:b w:val="0"/>
+                <w:sz w:val="10"/>
+                <w:szCs w:val="10"/>
+                <w:lang w:val="en-US" w:eastAsia="zh-CN"/>
+              </w:rPr>
+            </w:pPr>
+            <w:r>
+              <w:rPr>
+                <w:rFonts w:hint="eastAsia" w:ascii="宋体" w:hAnsi="宋体" w:eastAsia="宋体"/>
+                <w:b w:val="0"/>
+                <w:sz w:val="10"/>
+                <w:szCs w:val="10"/>
+                <w:lang w:val="en-US" w:eastAsia="zh-CN"/>
+              </w:rPr>
+              <w:t>{{ q5 }}</w:t>
+            </w:r>
+          </w:p>
+        </w:tc>
+        <w:tc>
+          <w:tcPr>
+            <w:tcW w:w="630" w:type="dxa"/>
             <w:tcBorders>
               <w:tl2br w:val="nil"/>
               <w:tr2bl w:val="nil"/>
@@ -963,7 +972,7 @@
         </w:tc>
         <w:tc>
           <w:tcPr>
-            <w:tcW w:w="654" w:type="dxa"/>
+            <w:tcW w:w="633" w:type="dxa"/>
             <w:tcBorders>
               <w:tl2br w:val="nil"/>
               <w:tr2bl w:val="nil"/>
@@ -1011,7 +1020,7 @@
         </w:tblPrEx>
         <w:tc>
           <w:tcPr>
-            <w:tcW w:w="1121" w:type="dxa"/>
+            <w:tcW w:w="1007" w:type="dxa"/>
             <w:tcBorders>
               <w:tl2br w:val="nil"/>
               <w:tr2bl w:val="nil"/>
@@ -1041,37 +1050,40 @@
         </w:tc>
         <w:tc>
           <w:tcPr>
-            <w:tcW w:w="487" w:type="dxa"/>
-            <w:tcBorders>
-              <w:tl2br w:val="nil"/>
-              <w:tr2bl w:val="nil"/>
-            </w:tcBorders>
-            <w:vAlign w:val="top"/>
-          </w:tcPr>
-          <w:p>
-            <w:pPr>
-              <w:spacing w:before="0" w:after="0" w:line="228" w:lineRule="auto"/>
-              <w:jc w:val="center"/>
-              <w:rPr>
-                <w:sz w:val="10"/>
-                <w:szCs w:val="10"/>
-              </w:rPr>
-            </w:pPr>
-            <w:r>
-              <w:rPr>
-                <w:rFonts w:hint="eastAsia" w:ascii="宋体" w:hAnsi="宋体" w:eastAsia="宋体"/>
-                <w:b w:val="0"/>
-                <w:sz w:val="10"/>
-                <w:szCs w:val="10"/>
-                <w:lang w:val="en-US" w:eastAsia="zh-CN"/>
-              </w:rPr>
-              <w:t>1</w:t>
-            </w:r>
-          </w:p>
-        </w:tc>
-        <w:tc>
-          <w:tcPr>
-            <w:tcW w:w="618" w:type="dxa"/>
+            <w:tcW w:w="665" w:type="dxa"/>
+            <w:tcBorders>
+              <w:tl2br w:val="nil"/>
+              <w:tr2bl w:val="nil"/>
+            </w:tcBorders>
+            <w:vAlign w:val="center"/>
+          </w:tcPr>
+          <w:p>
+            <w:pPr>
+              <w:spacing w:before="0" w:after="0" w:line="228" w:lineRule="auto"/>
+              <w:jc w:val="left"/>
+              <w:rPr>
+                <w:rFonts w:hint="eastAsia" w:ascii="宋体" w:hAnsi="宋体" w:eastAsia="宋体"/>
+                <w:b w:val="0"/>
+                <w:sz w:val="10"/>
+                <w:szCs w:val="10"/>
+                <w:lang w:val="en-US" w:eastAsia="zh-CN"/>
+              </w:rPr>
+            </w:pPr>
+            <w:r>
+              <w:rPr>
+                <w:rFonts w:hint="eastAsia" w:ascii="宋体" w:hAnsi="宋体" w:eastAsia="宋体"/>
+                <w:b w:val="0"/>
+                <w:sz w:val="10"/>
+                <w:szCs w:val="10"/>
+                <w:lang w:val="en-US" w:eastAsia="zh-CN"/>
+              </w:rPr>
+              <w:t>{{ q6 }}</w:t>
+            </w:r>
+          </w:p>
+        </w:tc>
+        <w:tc>
+          <w:tcPr>
+            <w:tcW w:w="630" w:type="dxa"/>
             <w:tcBorders>
               <w:tl2br w:val="nil"/>
               <w:tr2bl w:val="nil"/>
@@ -1101,7 +1113,7 @@
         </w:tc>
         <w:tc>
           <w:tcPr>
-            <w:tcW w:w="654" w:type="dxa"/>
+            <w:tcW w:w="633" w:type="dxa"/>
             <w:tcBorders>
               <w:tl2br w:val="nil"/>
               <w:tr2bl w:val="nil"/>
@@ -1149,7 +1161,7 @@
         </w:tblPrEx>
         <w:tc>
           <w:tcPr>
-            <w:tcW w:w="1121" w:type="dxa"/>
+            <w:tcW w:w="1007" w:type="dxa"/>
             <w:tcBorders>
               <w:tl2br w:val="nil"/>
               <w:tr2bl w:val="nil"/>
@@ -1179,37 +1191,40 @@
         </w:tc>
         <w:tc>
           <w:tcPr>
-            <w:tcW w:w="487" w:type="dxa"/>
-            <w:tcBorders>
-              <w:tl2br w:val="nil"/>
-              <w:tr2bl w:val="nil"/>
-            </w:tcBorders>
-            <w:vAlign w:val="top"/>
-          </w:tcPr>
-          <w:p>
-            <w:pPr>
-              <w:spacing w:before="0" w:after="0" w:line="228" w:lineRule="auto"/>
-              <w:jc w:val="center"/>
-              <w:rPr>
-                <w:sz w:val="10"/>
-                <w:szCs w:val="10"/>
-              </w:rPr>
-            </w:pPr>
-            <w:r>
-              <w:rPr>
-                <w:rFonts w:hint="eastAsia" w:ascii="宋体" w:hAnsi="宋体" w:eastAsia="宋体"/>
-                <w:b w:val="0"/>
-                <w:sz w:val="10"/>
-                <w:szCs w:val="10"/>
-                <w:lang w:val="en-US" w:eastAsia="zh-CN"/>
-              </w:rPr>
-              <w:t>1</w:t>
-            </w:r>
-          </w:p>
-        </w:tc>
-        <w:tc>
-          <w:tcPr>
-            <w:tcW w:w="618" w:type="dxa"/>
+            <w:tcW w:w="665" w:type="dxa"/>
+            <w:tcBorders>
+              <w:tl2br w:val="nil"/>
+              <w:tr2bl w:val="nil"/>
+            </w:tcBorders>
+            <w:vAlign w:val="center"/>
+          </w:tcPr>
+          <w:p>
+            <w:pPr>
+              <w:spacing w:before="0" w:after="0" w:line="228" w:lineRule="auto"/>
+              <w:jc w:val="left"/>
+              <w:rPr>
+                <w:rFonts w:hint="eastAsia" w:ascii="宋体" w:hAnsi="宋体" w:eastAsia="宋体"/>
+                <w:b w:val="0"/>
+                <w:sz w:val="10"/>
+                <w:szCs w:val="10"/>
+                <w:lang w:val="en-US" w:eastAsia="zh-CN"/>
+              </w:rPr>
+            </w:pPr>
+            <w:r>
+              <w:rPr>
+                <w:rFonts w:hint="eastAsia" w:ascii="宋体" w:hAnsi="宋体" w:eastAsia="宋体"/>
+                <w:b w:val="0"/>
+                <w:sz w:val="10"/>
+                <w:szCs w:val="10"/>
+                <w:lang w:val="en-US" w:eastAsia="zh-CN"/>
+              </w:rPr>
+              <w:t>{{ q7 }}</w:t>
+            </w:r>
+          </w:p>
+        </w:tc>
+        <w:tc>
+          <w:tcPr>
+            <w:tcW w:w="630" w:type="dxa"/>
             <w:tcBorders>
               <w:tl2br w:val="nil"/>
               <w:tr2bl w:val="nil"/>
@@ -1239,7 +1254,7 @@
         </w:tc>
         <w:tc>
           <w:tcPr>
-            <w:tcW w:w="654" w:type="dxa"/>
+            <w:tcW w:w="633" w:type="dxa"/>
             <w:tcBorders>
               <w:tl2br w:val="nil"/>
               <w:tr2bl w:val="nil"/>
@@ -1287,7 +1302,7 @@
         </w:tblPrEx>
         <w:tc>
           <w:tcPr>
-            <w:tcW w:w="1121" w:type="dxa"/>
+            <w:tcW w:w="1007" w:type="dxa"/>
             <w:tcBorders>
               <w:tl2br w:val="nil"/>
               <w:tr2bl w:val="nil"/>
@@ -1317,37 +1332,40 @@
         </w:tc>
         <w:tc>
           <w:tcPr>
-            <w:tcW w:w="487" w:type="dxa"/>
-            <w:tcBorders>
-              <w:tl2br w:val="nil"/>
-              <w:tr2bl w:val="nil"/>
-            </w:tcBorders>
-            <w:vAlign w:val="top"/>
-          </w:tcPr>
-          <w:p>
-            <w:pPr>
-              <w:spacing w:before="0" w:after="0" w:line="228" w:lineRule="auto"/>
-              <w:jc w:val="center"/>
-              <w:rPr>
-                <w:sz w:val="10"/>
-                <w:szCs w:val="10"/>
-              </w:rPr>
-            </w:pPr>
-            <w:r>
-              <w:rPr>
-                <w:rFonts w:hint="eastAsia" w:ascii="宋体" w:hAnsi="宋体" w:eastAsia="宋体"/>
-                <w:b w:val="0"/>
-                <w:sz w:val="10"/>
-                <w:szCs w:val="10"/>
-                <w:lang w:val="en-US" w:eastAsia="zh-CN"/>
-              </w:rPr>
-              <w:t>1</w:t>
-            </w:r>
-          </w:p>
-        </w:tc>
-        <w:tc>
-          <w:tcPr>
-            <w:tcW w:w="618" w:type="dxa"/>
+            <w:tcW w:w="665" w:type="dxa"/>
+            <w:tcBorders>
+              <w:tl2br w:val="nil"/>
+              <w:tr2bl w:val="nil"/>
+            </w:tcBorders>
+            <w:vAlign w:val="center"/>
+          </w:tcPr>
+          <w:p>
+            <w:pPr>
+              <w:spacing w:before="0" w:after="0" w:line="228" w:lineRule="auto"/>
+              <w:jc w:val="left"/>
+              <w:rPr>
+                <w:rFonts w:hint="eastAsia" w:ascii="宋体" w:hAnsi="宋体" w:eastAsia="宋体"/>
+                <w:b w:val="0"/>
+                <w:sz w:val="10"/>
+                <w:szCs w:val="10"/>
+                <w:lang w:val="en-US" w:eastAsia="zh-CN"/>
+              </w:rPr>
+            </w:pPr>
+            <w:r>
+              <w:rPr>
+                <w:rFonts w:hint="eastAsia" w:ascii="宋体" w:hAnsi="宋体" w:eastAsia="宋体"/>
+                <w:b w:val="0"/>
+                <w:sz w:val="10"/>
+                <w:szCs w:val="10"/>
+                <w:lang w:val="en-US" w:eastAsia="zh-CN"/>
+              </w:rPr>
+              <w:t>{{ q8 }}</w:t>
+            </w:r>
+          </w:p>
+        </w:tc>
+        <w:tc>
+          <w:tcPr>
+            <w:tcW w:w="630" w:type="dxa"/>
             <w:tcBorders>
               <w:tl2br w:val="nil"/>
               <w:tr2bl w:val="nil"/>
@@ -1377,7 +1395,7 @@
         </w:tc>
         <w:tc>
           <w:tcPr>
-            <w:tcW w:w="654" w:type="dxa"/>
+            <w:tcW w:w="633" w:type="dxa"/>
             <w:tcBorders>
               <w:tl2br w:val="nil"/>
               <w:tr2bl w:val="nil"/>
@@ -1425,7 +1443,7 @@
         </w:tblPrEx>
         <w:tc>
           <w:tcPr>
-            <w:tcW w:w="1121" w:type="dxa"/>
+            <w:tcW w:w="1007" w:type="dxa"/>
             <w:tcBorders>
               <w:tl2br w:val="nil"/>
               <w:tr2bl w:val="nil"/>
@@ -1455,37 +1473,40 @@
         </w:tc>
         <w:tc>
           <w:tcPr>
-            <w:tcW w:w="487" w:type="dxa"/>
-            <w:tcBorders>
-              <w:tl2br w:val="nil"/>
-              <w:tr2bl w:val="nil"/>
-            </w:tcBorders>
-            <w:vAlign w:val="top"/>
-          </w:tcPr>
-          <w:p>
-            <w:pPr>
-              <w:spacing w:before="0" w:after="0" w:line="228" w:lineRule="auto"/>
-              <w:jc w:val="center"/>
-              <w:rPr>
-                <w:sz w:val="10"/>
-                <w:szCs w:val="10"/>
-              </w:rPr>
-            </w:pPr>
-            <w:r>
-              <w:rPr>
-                <w:rFonts w:hint="eastAsia" w:ascii="宋体" w:hAnsi="宋体" w:eastAsia="宋体"/>
-                <w:b w:val="0"/>
-                <w:sz w:val="10"/>
-                <w:szCs w:val="10"/>
-                <w:lang w:val="en-US" w:eastAsia="zh-CN"/>
-              </w:rPr>
-              <w:t>1</w:t>
-            </w:r>
-          </w:p>
-        </w:tc>
-        <w:tc>
-          <w:tcPr>
-            <w:tcW w:w="618" w:type="dxa"/>
+            <w:tcW w:w="665" w:type="dxa"/>
+            <w:tcBorders>
+              <w:tl2br w:val="nil"/>
+              <w:tr2bl w:val="nil"/>
+            </w:tcBorders>
+            <w:vAlign w:val="center"/>
+          </w:tcPr>
+          <w:p>
+            <w:pPr>
+              <w:spacing w:before="0" w:after="0" w:line="228" w:lineRule="auto"/>
+              <w:jc w:val="left"/>
+              <w:rPr>
+                <w:rFonts w:hint="eastAsia" w:ascii="宋体" w:hAnsi="宋体" w:eastAsia="宋体"/>
+                <w:b w:val="0"/>
+                <w:sz w:val="10"/>
+                <w:szCs w:val="10"/>
+                <w:lang w:val="en-US" w:eastAsia="zh-CN"/>
+              </w:rPr>
+            </w:pPr>
+            <w:r>
+              <w:rPr>
+                <w:rFonts w:hint="eastAsia" w:ascii="宋体" w:hAnsi="宋体" w:eastAsia="宋体"/>
+                <w:b w:val="0"/>
+                <w:sz w:val="10"/>
+                <w:szCs w:val="10"/>
+                <w:lang w:val="en-US" w:eastAsia="zh-CN"/>
+              </w:rPr>
+              <w:t>{{ q9 }}</w:t>
+            </w:r>
+          </w:p>
+        </w:tc>
+        <w:tc>
+          <w:tcPr>
+            <w:tcW w:w="630" w:type="dxa"/>
             <w:tcBorders>
               <w:tl2br w:val="nil"/>
               <w:tr2bl w:val="nil"/>
@@ -1515,7 +1536,7 @@
         </w:tc>
         <w:tc>
           <w:tcPr>
-            <w:tcW w:w="654" w:type="dxa"/>
+            <w:tcW w:w="633" w:type="dxa"/>
             <w:tcBorders>
               <w:tl2br w:val="nil"/>
               <w:tr2bl w:val="nil"/>
@@ -1563,7 +1584,7 @@
         </w:tblPrEx>
         <w:tc>
           <w:tcPr>
-            <w:tcW w:w="1121" w:type="dxa"/>
+            <w:tcW w:w="1007" w:type="dxa"/>
             <w:tcBorders>
               <w:tl2br w:val="nil"/>
               <w:tr2bl w:val="nil"/>
@@ -1593,37 +1614,40 @@
         </w:tc>
         <w:tc>
           <w:tcPr>
-            <w:tcW w:w="487" w:type="dxa"/>
-            <w:tcBorders>
-              <w:tl2br w:val="nil"/>
-              <w:tr2bl w:val="nil"/>
-            </w:tcBorders>
-            <w:vAlign w:val="top"/>
-          </w:tcPr>
-          <w:p>
-            <w:pPr>
-              <w:spacing w:before="0" w:after="0" w:line="228" w:lineRule="auto"/>
-              <w:jc w:val="center"/>
-              <w:rPr>
-                <w:sz w:val="10"/>
-                <w:szCs w:val="10"/>
-              </w:rPr>
-            </w:pPr>
-            <w:r>
-              <w:rPr>
-                <w:rFonts w:hint="eastAsia" w:ascii="宋体" w:hAnsi="宋体" w:eastAsia="宋体"/>
-                <w:b w:val="0"/>
-                <w:sz w:val="10"/>
-                <w:szCs w:val="10"/>
-                <w:lang w:val="en-US" w:eastAsia="zh-CN"/>
-              </w:rPr>
-              <w:t>1</w:t>
-            </w:r>
-          </w:p>
-        </w:tc>
-        <w:tc>
-          <w:tcPr>
-            <w:tcW w:w="618" w:type="dxa"/>
+            <w:tcW w:w="665" w:type="dxa"/>
+            <w:tcBorders>
+              <w:tl2br w:val="nil"/>
+              <w:tr2bl w:val="nil"/>
+            </w:tcBorders>
+            <w:vAlign w:val="center"/>
+          </w:tcPr>
+          <w:p>
+            <w:pPr>
+              <w:spacing w:before="0" w:after="0" w:line="228" w:lineRule="auto"/>
+              <w:jc w:val="left"/>
+              <w:rPr>
+                <w:rFonts w:hint="eastAsia" w:ascii="宋体" w:hAnsi="宋体" w:eastAsia="宋体"/>
+                <w:b w:val="0"/>
+                <w:sz w:val="10"/>
+                <w:szCs w:val="10"/>
+                <w:lang w:val="en-US" w:eastAsia="zh-CN"/>
+              </w:rPr>
+            </w:pPr>
+            <w:r>
+              <w:rPr>
+                <w:rFonts w:hint="eastAsia" w:ascii="宋体" w:hAnsi="宋体" w:eastAsia="宋体"/>
+                <w:b w:val="0"/>
+                <w:sz w:val="10"/>
+                <w:szCs w:val="10"/>
+                <w:lang w:val="en-US" w:eastAsia="zh-CN"/>
+              </w:rPr>
+              <w:t>{{ q10 }}</w:t>
+            </w:r>
+          </w:p>
+        </w:tc>
+        <w:tc>
+          <w:tcPr>
+            <w:tcW w:w="630" w:type="dxa"/>
             <w:tcBorders>
               <w:tl2br w:val="nil"/>
               <w:tr2bl w:val="nil"/>
@@ -1653,7 +1677,7 @@
         </w:tc>
         <w:tc>
           <w:tcPr>
-            <w:tcW w:w="654" w:type="dxa"/>
+            <w:tcW w:w="633" w:type="dxa"/>
             <w:tcBorders>
               <w:tl2br w:val="nil"/>
               <w:tr2bl w:val="nil"/>
@@ -1701,7 +1725,7 @@
         </w:tblPrEx>
         <w:tc>
           <w:tcPr>
-            <w:tcW w:w="1121" w:type="dxa"/>
+            <w:tcW w:w="1007" w:type="dxa"/>
             <w:tcBorders>
               <w:tl2br w:val="nil"/>
               <w:tr2bl w:val="nil"/>
@@ -1731,37 +1755,40 @@
         </w:tc>
         <w:tc>
           <w:tcPr>
-            <w:tcW w:w="487" w:type="dxa"/>
-            <w:tcBorders>
-              <w:tl2br w:val="nil"/>
-              <w:tr2bl w:val="nil"/>
-            </w:tcBorders>
-            <w:vAlign w:val="top"/>
-          </w:tcPr>
-          <w:p>
-            <w:pPr>
-              <w:spacing w:before="0" w:after="0" w:line="228" w:lineRule="auto"/>
-              <w:jc w:val="center"/>
-              <w:rPr>
-                <w:sz w:val="10"/>
-                <w:szCs w:val="10"/>
-              </w:rPr>
-            </w:pPr>
-            <w:r>
-              <w:rPr>
-                <w:rFonts w:hint="eastAsia" w:ascii="宋体" w:hAnsi="宋体" w:eastAsia="宋体"/>
-                <w:b w:val="0"/>
-                <w:sz w:val="10"/>
-                <w:szCs w:val="10"/>
-                <w:lang w:val="en-US" w:eastAsia="zh-CN"/>
-              </w:rPr>
-              <w:t>1</w:t>
-            </w:r>
-          </w:p>
-        </w:tc>
-        <w:tc>
-          <w:tcPr>
-            <w:tcW w:w="618" w:type="dxa"/>
+            <w:tcW w:w="665" w:type="dxa"/>
+            <w:tcBorders>
+              <w:tl2br w:val="nil"/>
+              <w:tr2bl w:val="nil"/>
+            </w:tcBorders>
+            <w:vAlign w:val="center"/>
+          </w:tcPr>
+          <w:p>
+            <w:pPr>
+              <w:spacing w:before="0" w:after="0" w:line="228" w:lineRule="auto"/>
+              <w:jc w:val="left"/>
+              <w:rPr>
+                <w:rFonts w:hint="eastAsia" w:ascii="宋体" w:hAnsi="宋体" w:eastAsia="宋体"/>
+                <w:b w:val="0"/>
+                <w:sz w:val="10"/>
+                <w:szCs w:val="10"/>
+                <w:lang w:val="en-US" w:eastAsia="zh-CN"/>
+              </w:rPr>
+            </w:pPr>
+            <w:r>
+              <w:rPr>
+                <w:rFonts w:hint="eastAsia" w:ascii="宋体" w:hAnsi="宋体" w:eastAsia="宋体"/>
+                <w:b w:val="0"/>
+                <w:sz w:val="10"/>
+                <w:szCs w:val="10"/>
+                <w:lang w:val="en-US" w:eastAsia="zh-CN"/>
+              </w:rPr>
+              <w:t>{{ q11 }}</w:t>
+            </w:r>
+          </w:p>
+        </w:tc>
+        <w:tc>
+          <w:tcPr>
+            <w:tcW w:w="630" w:type="dxa"/>
             <w:tcBorders>
               <w:tl2br w:val="nil"/>
               <w:tr2bl w:val="nil"/>
@@ -1791,7 +1818,7 @@
         </w:tc>
         <w:tc>
           <w:tcPr>
-            <w:tcW w:w="654" w:type="dxa"/>
+            <w:tcW w:w="633" w:type="dxa"/>
             <w:tcBorders>
               <w:tl2br w:val="nil"/>
               <w:tr2bl w:val="nil"/>
@@ -1839,7 +1866,7 @@
         </w:tblPrEx>
         <w:tc>
           <w:tcPr>
-            <w:tcW w:w="1121" w:type="dxa"/>
+            <w:tcW w:w="1007" w:type="dxa"/>
             <w:tcBorders>
               <w:tl2br w:val="nil"/>
               <w:tr2bl w:val="nil"/>
@@ -1869,37 +1896,40 @@
         </w:tc>
         <w:tc>
           <w:tcPr>
-            <w:tcW w:w="487" w:type="dxa"/>
-            <w:tcBorders>
-              <w:tl2br w:val="nil"/>
-              <w:tr2bl w:val="nil"/>
-            </w:tcBorders>
-            <w:vAlign w:val="top"/>
-          </w:tcPr>
-          <w:p>
-            <w:pPr>
-              <w:spacing w:before="0" w:after="0" w:line="228" w:lineRule="auto"/>
-              <w:jc w:val="center"/>
-              <w:rPr>
-                <w:sz w:val="10"/>
-                <w:szCs w:val="10"/>
-              </w:rPr>
-            </w:pPr>
-            <w:r>
-              <w:rPr>
-                <w:rFonts w:hint="eastAsia" w:ascii="宋体" w:hAnsi="宋体" w:eastAsia="宋体"/>
-                <w:b w:val="0"/>
-                <w:sz w:val="10"/>
-                <w:szCs w:val="10"/>
-                <w:lang w:val="en-US" w:eastAsia="zh-CN"/>
-              </w:rPr>
-              <w:t>1</w:t>
-            </w:r>
-          </w:p>
-        </w:tc>
-        <w:tc>
-          <w:tcPr>
-            <w:tcW w:w="618" w:type="dxa"/>
+            <w:tcW w:w="665" w:type="dxa"/>
+            <w:tcBorders>
+              <w:tl2br w:val="nil"/>
+              <w:tr2bl w:val="nil"/>
+            </w:tcBorders>
+            <w:vAlign w:val="center"/>
+          </w:tcPr>
+          <w:p>
+            <w:pPr>
+              <w:spacing w:before="0" w:after="0" w:line="228" w:lineRule="auto"/>
+              <w:jc w:val="left"/>
+              <w:rPr>
+                <w:rFonts w:hint="eastAsia" w:ascii="宋体" w:hAnsi="宋体" w:eastAsia="宋体"/>
+                <w:b w:val="0"/>
+                <w:sz w:val="10"/>
+                <w:szCs w:val="10"/>
+                <w:lang w:val="en-US" w:eastAsia="zh-CN"/>
+              </w:rPr>
+            </w:pPr>
+            <w:r>
+              <w:rPr>
+                <w:rFonts w:hint="eastAsia" w:ascii="宋体" w:hAnsi="宋体" w:eastAsia="宋体"/>
+                <w:b w:val="0"/>
+                <w:sz w:val="10"/>
+                <w:szCs w:val="10"/>
+                <w:lang w:val="en-US" w:eastAsia="zh-CN"/>
+              </w:rPr>
+              <w:t>{{ q12 }}</w:t>
+            </w:r>
+          </w:p>
+        </w:tc>
+        <w:tc>
+          <w:tcPr>
+            <w:tcW w:w="630" w:type="dxa"/>
             <w:tcBorders>
               <w:tl2br w:val="nil"/>
               <w:tr2bl w:val="nil"/>
@@ -1929,7 +1959,7 @@
         </w:tc>
         <w:tc>
           <w:tcPr>
-            <w:tcW w:w="654" w:type="dxa"/>
+            <w:tcW w:w="633" w:type="dxa"/>
             <w:tcBorders>
               <w:tl2br w:val="nil"/>
               <w:tr2bl w:val="nil"/>
@@ -1977,7 +2007,7 @@
         </w:tblPrEx>
         <w:tc>
           <w:tcPr>
-            <w:tcW w:w="1121" w:type="dxa"/>
+            <w:tcW w:w="1007" w:type="dxa"/>
             <w:tcBorders>
               <w:tl2br w:val="nil"/>
               <w:tr2bl w:val="nil"/>
@@ -2007,37 +2037,40 @@
         </w:tc>
         <w:tc>
           <w:tcPr>
-            <w:tcW w:w="487" w:type="dxa"/>
-            <w:tcBorders>
-              <w:tl2br w:val="nil"/>
-              <w:tr2bl w:val="nil"/>
-            </w:tcBorders>
-            <w:vAlign w:val="top"/>
-          </w:tcPr>
-          <w:p>
-            <w:pPr>
-              <w:spacing w:before="0" w:after="0" w:line="228" w:lineRule="auto"/>
-              <w:jc w:val="center"/>
-              <w:rPr>
-                <w:sz w:val="10"/>
-                <w:szCs w:val="10"/>
-              </w:rPr>
-            </w:pPr>
-            <w:r>
-              <w:rPr>
-                <w:rFonts w:hint="eastAsia" w:ascii="宋体" w:hAnsi="宋体" w:eastAsia="宋体"/>
-                <w:b w:val="0"/>
-                <w:sz w:val="10"/>
-                <w:szCs w:val="10"/>
-                <w:lang w:val="en-US" w:eastAsia="zh-CN"/>
-              </w:rPr>
-              <w:t>1</w:t>
-            </w:r>
-          </w:p>
-        </w:tc>
-        <w:tc>
-          <w:tcPr>
-            <w:tcW w:w="618" w:type="dxa"/>
+            <w:tcW w:w="665" w:type="dxa"/>
+            <w:tcBorders>
+              <w:tl2br w:val="nil"/>
+              <w:tr2bl w:val="nil"/>
+            </w:tcBorders>
+            <w:vAlign w:val="center"/>
+          </w:tcPr>
+          <w:p>
+            <w:pPr>
+              <w:spacing w:before="0" w:after="0" w:line="228" w:lineRule="auto"/>
+              <w:jc w:val="left"/>
+              <w:rPr>
+                <w:rFonts w:hint="eastAsia" w:ascii="宋体" w:hAnsi="宋体" w:eastAsia="宋体"/>
+                <w:b w:val="0"/>
+                <w:sz w:val="10"/>
+                <w:szCs w:val="10"/>
+                <w:lang w:val="en-US" w:eastAsia="zh-CN"/>
+              </w:rPr>
+            </w:pPr>
+            <w:r>
+              <w:rPr>
+                <w:rFonts w:hint="eastAsia" w:ascii="宋体" w:hAnsi="宋体" w:eastAsia="宋体"/>
+                <w:b w:val="0"/>
+                <w:sz w:val="10"/>
+                <w:szCs w:val="10"/>
+                <w:lang w:val="en-US" w:eastAsia="zh-CN"/>
+              </w:rPr>
+              <w:t>{{ q13 }}</w:t>
+            </w:r>
+          </w:p>
+        </w:tc>
+        <w:tc>
+          <w:tcPr>
+            <w:tcW w:w="630" w:type="dxa"/>
             <w:tcBorders>
               <w:tl2br w:val="nil"/>
               <w:tr2bl w:val="nil"/>
@@ -2067,7 +2100,7 @@
         </w:tc>
         <w:tc>
           <w:tcPr>
-            <w:tcW w:w="654" w:type="dxa"/>
+            <w:tcW w:w="633" w:type="dxa"/>
             <w:tcBorders>
               <w:tl2br w:val="nil"/>
               <w:tr2bl w:val="nil"/>
@@ -2115,7 +2148,7 @@
         </w:tblPrEx>
         <w:tc>
           <w:tcPr>
-            <w:tcW w:w="1121" w:type="dxa"/>
+            <w:tcW w:w="1007" w:type="dxa"/>
             <w:tcBorders>
               <w:tl2br w:val="nil"/>
               <w:tr2bl w:val="nil"/>
@@ -2145,37 +2178,40 @@
         </w:tc>
         <w:tc>
           <w:tcPr>
-            <w:tcW w:w="487" w:type="dxa"/>
-            <w:tcBorders>
-              <w:tl2br w:val="nil"/>
-              <w:tr2bl w:val="nil"/>
-            </w:tcBorders>
-            <w:vAlign w:val="top"/>
-          </w:tcPr>
-          <w:p>
-            <w:pPr>
-              <w:spacing w:before="0" w:after="0" w:line="228" w:lineRule="auto"/>
-              <w:jc w:val="center"/>
-              <w:rPr>
-                <w:sz w:val="10"/>
-                <w:szCs w:val="10"/>
-              </w:rPr>
-            </w:pPr>
-            <w:r>
-              <w:rPr>
-                <w:rFonts w:hint="eastAsia" w:ascii="宋体" w:hAnsi="宋体" w:eastAsia="宋体"/>
-                <w:b w:val="0"/>
-                <w:sz w:val="10"/>
-                <w:szCs w:val="10"/>
-                <w:lang w:val="en-US" w:eastAsia="zh-CN"/>
-              </w:rPr>
-              <w:t>1</w:t>
-            </w:r>
-          </w:p>
-        </w:tc>
-        <w:tc>
-          <w:tcPr>
-            <w:tcW w:w="618" w:type="dxa"/>
+            <w:tcW w:w="665" w:type="dxa"/>
+            <w:tcBorders>
+              <w:tl2br w:val="nil"/>
+              <w:tr2bl w:val="nil"/>
+            </w:tcBorders>
+            <w:vAlign w:val="center"/>
+          </w:tcPr>
+          <w:p>
+            <w:pPr>
+              <w:spacing w:before="0" w:after="0" w:line="228" w:lineRule="auto"/>
+              <w:jc w:val="left"/>
+              <w:rPr>
+                <w:rFonts w:hint="eastAsia" w:ascii="宋体" w:hAnsi="宋体" w:eastAsia="宋体"/>
+                <w:b w:val="0"/>
+                <w:sz w:val="10"/>
+                <w:szCs w:val="10"/>
+                <w:lang w:val="en-US" w:eastAsia="zh-CN"/>
+              </w:rPr>
+            </w:pPr>
+            <w:r>
+              <w:rPr>
+                <w:rFonts w:hint="eastAsia" w:ascii="宋体" w:hAnsi="宋体" w:eastAsia="宋体"/>
+                <w:b w:val="0"/>
+                <w:sz w:val="10"/>
+                <w:szCs w:val="10"/>
+                <w:lang w:val="en-US" w:eastAsia="zh-CN"/>
+              </w:rPr>
+              <w:t>{{ q14 }}</w:t>
+            </w:r>
+          </w:p>
+        </w:tc>
+        <w:tc>
+          <w:tcPr>
+            <w:tcW w:w="630" w:type="dxa"/>
             <w:tcBorders>
               <w:tl2br w:val="nil"/>
               <w:tr2bl w:val="nil"/>
@@ -2205,7 +2241,7 @@
         </w:tc>
         <w:tc>
           <w:tcPr>
-            <w:tcW w:w="654" w:type="dxa"/>
+            <w:tcW w:w="633" w:type="dxa"/>
             <w:tcBorders>
               <w:tl2br w:val="nil"/>
               <w:tr2bl w:val="nil"/>
@@ -2253,7 +2289,7 @@
         </w:tblPrEx>
         <w:tc>
           <w:tcPr>
-            <w:tcW w:w="1121" w:type="dxa"/>
+            <w:tcW w:w="1007" w:type="dxa"/>
             <w:tcBorders>
               <w:tl2br w:val="nil"/>
               <w:tr2bl w:val="nil"/>
@@ -2283,37 +2319,40 @@
         </w:tc>
         <w:tc>
           <w:tcPr>
-            <w:tcW w:w="487" w:type="dxa"/>
-            <w:tcBorders>
-              <w:tl2br w:val="nil"/>
-              <w:tr2bl w:val="nil"/>
-            </w:tcBorders>
-            <w:vAlign w:val="top"/>
-          </w:tcPr>
-          <w:p>
-            <w:pPr>
-              <w:spacing w:before="0" w:after="0" w:line="228" w:lineRule="auto"/>
-              <w:jc w:val="center"/>
-              <w:rPr>
-                <w:sz w:val="10"/>
-                <w:szCs w:val="10"/>
-              </w:rPr>
-            </w:pPr>
-            <w:r>
-              <w:rPr>
-                <w:rFonts w:hint="eastAsia" w:ascii="宋体" w:hAnsi="宋体" w:eastAsia="宋体"/>
-                <w:b w:val="0"/>
-                <w:sz w:val="10"/>
-                <w:szCs w:val="10"/>
-                <w:lang w:val="en-US" w:eastAsia="zh-CN"/>
-              </w:rPr>
-              <w:t>1</w:t>
-            </w:r>
-          </w:p>
-        </w:tc>
-        <w:tc>
-          <w:tcPr>
-            <w:tcW w:w="618" w:type="dxa"/>
+            <w:tcW w:w="665" w:type="dxa"/>
+            <w:tcBorders>
+              <w:tl2br w:val="nil"/>
+              <w:tr2bl w:val="nil"/>
+            </w:tcBorders>
+            <w:vAlign w:val="center"/>
+          </w:tcPr>
+          <w:p>
+            <w:pPr>
+              <w:spacing w:before="0" w:after="0" w:line="228" w:lineRule="auto"/>
+              <w:jc w:val="left"/>
+              <w:rPr>
+                <w:rFonts w:hint="eastAsia" w:ascii="宋体" w:hAnsi="宋体" w:eastAsia="宋体"/>
+                <w:b w:val="0"/>
+                <w:sz w:val="10"/>
+                <w:szCs w:val="10"/>
+                <w:lang w:val="en-US" w:eastAsia="zh-CN"/>
+              </w:rPr>
+            </w:pPr>
+            <w:r>
+              <w:rPr>
+                <w:rFonts w:hint="eastAsia" w:ascii="宋体" w:hAnsi="宋体" w:eastAsia="宋体"/>
+                <w:b w:val="0"/>
+                <w:sz w:val="10"/>
+                <w:szCs w:val="10"/>
+                <w:lang w:val="en-US" w:eastAsia="zh-CN"/>
+              </w:rPr>
+              <w:t>{{ q15 }}</w:t>
+            </w:r>
+          </w:p>
+        </w:tc>
+        <w:tc>
+          <w:tcPr>
+            <w:tcW w:w="630" w:type="dxa"/>
             <w:tcBorders>
               <w:tl2br w:val="nil"/>
               <w:tr2bl w:val="nil"/>
@@ -2343,7 +2382,7 @@
         </w:tc>
         <w:tc>
           <w:tcPr>
-            <w:tcW w:w="654" w:type="dxa"/>
+            <w:tcW w:w="633" w:type="dxa"/>
             <w:tcBorders>
               <w:tl2br w:val="nil"/>
               <w:tr2bl w:val="nil"/>
@@ -2391,7 +2430,7 @@
         </w:tblPrEx>
         <w:tc>
           <w:tcPr>
-            <w:tcW w:w="1121" w:type="dxa"/>
+            <w:tcW w:w="1007" w:type="dxa"/>
             <w:tcBorders>
               <w:tl2br w:val="nil"/>
               <w:tr2bl w:val="nil"/>
@@ -2421,37 +2460,40 @@
         </w:tc>
         <w:tc>
           <w:tcPr>
-            <w:tcW w:w="487" w:type="dxa"/>
-            <w:tcBorders>
-              <w:tl2br w:val="nil"/>
-              <w:tr2bl w:val="nil"/>
-            </w:tcBorders>
-            <w:vAlign w:val="top"/>
-          </w:tcPr>
-          <w:p>
-            <w:pPr>
-              <w:spacing w:before="0" w:after="0" w:line="228" w:lineRule="auto"/>
-              <w:jc w:val="center"/>
-              <w:rPr>
-                <w:sz w:val="10"/>
-                <w:szCs w:val="10"/>
-              </w:rPr>
-            </w:pPr>
-            <w:r>
-              <w:rPr>
-                <w:rFonts w:hint="eastAsia" w:ascii="宋体" w:hAnsi="宋体" w:eastAsia="宋体"/>
-                <w:b w:val="0"/>
-                <w:sz w:val="10"/>
-                <w:szCs w:val="10"/>
-                <w:lang w:val="en-US" w:eastAsia="zh-CN"/>
-              </w:rPr>
-              <w:t>1</w:t>
-            </w:r>
-          </w:p>
-        </w:tc>
-        <w:tc>
-          <w:tcPr>
-            <w:tcW w:w="618" w:type="dxa"/>
+            <w:tcW w:w="665" w:type="dxa"/>
+            <w:tcBorders>
+              <w:tl2br w:val="nil"/>
+              <w:tr2bl w:val="nil"/>
+            </w:tcBorders>
+            <w:vAlign w:val="center"/>
+          </w:tcPr>
+          <w:p>
+            <w:pPr>
+              <w:spacing w:before="0" w:after="0" w:line="228" w:lineRule="auto"/>
+              <w:jc w:val="left"/>
+              <w:rPr>
+                <w:rFonts w:hint="eastAsia" w:ascii="宋体" w:hAnsi="宋体" w:eastAsia="宋体"/>
+                <w:b w:val="0"/>
+                <w:sz w:val="10"/>
+                <w:szCs w:val="10"/>
+                <w:lang w:val="en-US" w:eastAsia="zh-CN"/>
+              </w:rPr>
+            </w:pPr>
+            <w:r>
+              <w:rPr>
+                <w:rFonts w:hint="eastAsia" w:ascii="宋体" w:hAnsi="宋体" w:eastAsia="宋体"/>
+                <w:b w:val="0"/>
+                <w:sz w:val="10"/>
+                <w:szCs w:val="10"/>
+                <w:lang w:val="en-US" w:eastAsia="zh-CN"/>
+              </w:rPr>
+              <w:t>{{ q16 }}</w:t>
+            </w:r>
+          </w:p>
+        </w:tc>
+        <w:tc>
+          <w:tcPr>
+            <w:tcW w:w="630" w:type="dxa"/>
             <w:tcBorders>
               <w:tl2br w:val="nil"/>
               <w:tr2bl w:val="nil"/>
@@ -2481,7 +2523,7 @@
         </w:tc>
         <w:tc>
           <w:tcPr>
-            <w:tcW w:w="654" w:type="dxa"/>
+            <w:tcW w:w="633" w:type="dxa"/>
             <w:tcBorders>
               <w:tl2br w:val="nil"/>
               <w:tr2bl w:val="nil"/>
@@ -2529,7 +2571,7 @@
         </w:tblPrEx>
         <w:tc>
           <w:tcPr>
-            <w:tcW w:w="1121" w:type="dxa"/>
+            <w:tcW w:w="1007" w:type="dxa"/>
             <w:tcBorders>
               <w:tl2br w:val="nil"/>
               <w:tr2bl w:val="nil"/>
@@ -2559,37 +2601,40 @@
         </w:tc>
         <w:tc>
           <w:tcPr>
-            <w:tcW w:w="487" w:type="dxa"/>
-            <w:tcBorders>
-              <w:tl2br w:val="nil"/>
-              <w:tr2bl w:val="nil"/>
-            </w:tcBorders>
-            <w:vAlign w:val="top"/>
-          </w:tcPr>
-          <w:p>
-            <w:pPr>
-              <w:spacing w:before="0" w:after="0" w:line="228" w:lineRule="auto"/>
-              <w:jc w:val="center"/>
-              <w:rPr>
-                <w:sz w:val="10"/>
-                <w:szCs w:val="10"/>
-              </w:rPr>
-            </w:pPr>
-            <w:r>
-              <w:rPr>
-                <w:rFonts w:hint="eastAsia" w:ascii="宋体" w:hAnsi="宋体" w:eastAsia="宋体"/>
-                <w:b w:val="0"/>
-                <w:sz w:val="10"/>
-                <w:szCs w:val="10"/>
-                <w:lang w:val="en-US" w:eastAsia="zh-CN"/>
-              </w:rPr>
-              <w:t>1</w:t>
-            </w:r>
-          </w:p>
-        </w:tc>
-        <w:tc>
-          <w:tcPr>
-            <w:tcW w:w="618" w:type="dxa"/>
+            <w:tcW w:w="665" w:type="dxa"/>
+            <w:tcBorders>
+              <w:tl2br w:val="nil"/>
+              <w:tr2bl w:val="nil"/>
+            </w:tcBorders>
+            <w:vAlign w:val="center"/>
+          </w:tcPr>
+          <w:p>
+            <w:pPr>
+              <w:spacing w:before="0" w:after="0" w:line="228" w:lineRule="auto"/>
+              <w:jc w:val="left"/>
+              <w:rPr>
+                <w:rFonts w:hint="eastAsia" w:ascii="宋体" w:hAnsi="宋体" w:eastAsia="宋体"/>
+                <w:b w:val="0"/>
+                <w:sz w:val="10"/>
+                <w:szCs w:val="10"/>
+                <w:lang w:val="en-US" w:eastAsia="zh-CN"/>
+              </w:rPr>
+            </w:pPr>
+            <w:r>
+              <w:rPr>
+                <w:rFonts w:hint="eastAsia" w:ascii="宋体" w:hAnsi="宋体" w:eastAsia="宋体"/>
+                <w:b w:val="0"/>
+                <w:sz w:val="10"/>
+                <w:szCs w:val="10"/>
+                <w:lang w:val="en-US" w:eastAsia="zh-CN"/>
+              </w:rPr>
+              <w:t>{{ q17 }}</w:t>
+            </w:r>
+          </w:p>
+        </w:tc>
+        <w:tc>
+          <w:tcPr>
+            <w:tcW w:w="630" w:type="dxa"/>
             <w:tcBorders>
               <w:tl2br w:val="nil"/>
               <w:tr2bl w:val="nil"/>
@@ -2619,7 +2664,7 @@
         </w:tc>
         <w:tc>
           <w:tcPr>
-            <w:tcW w:w="654" w:type="dxa"/>
+            <w:tcW w:w="633" w:type="dxa"/>
             <w:tcBorders>
               <w:tl2br w:val="nil"/>
               <w:tr2bl w:val="nil"/>
@@ -2667,7 +2712,7 @@
         </w:tblPrEx>
         <w:tc>
           <w:tcPr>
-            <w:tcW w:w="1121" w:type="dxa"/>
+            <w:tcW w:w="1007" w:type="dxa"/>
             <w:tcBorders>
               <w:tl2br w:val="nil"/>
               <w:tr2bl w:val="nil"/>
@@ -2697,37 +2742,40 @@
         </w:tc>
         <w:tc>
           <w:tcPr>
-            <w:tcW w:w="487" w:type="dxa"/>
-            <w:tcBorders>
-              <w:tl2br w:val="nil"/>
-              <w:tr2bl w:val="nil"/>
-            </w:tcBorders>
-            <w:vAlign w:val="top"/>
-          </w:tcPr>
-          <w:p>
-            <w:pPr>
-              <w:spacing w:before="0" w:after="0" w:line="228" w:lineRule="auto"/>
-              <w:jc w:val="center"/>
-              <w:rPr>
-                <w:sz w:val="10"/>
-                <w:szCs w:val="10"/>
-              </w:rPr>
-            </w:pPr>
-            <w:r>
-              <w:rPr>
-                <w:rFonts w:hint="eastAsia" w:ascii="宋体" w:hAnsi="宋体" w:eastAsia="宋体"/>
-                <w:b w:val="0"/>
-                <w:sz w:val="10"/>
-                <w:szCs w:val="10"/>
-                <w:lang w:val="en-US" w:eastAsia="zh-CN"/>
-              </w:rPr>
-              <w:t>1</w:t>
-            </w:r>
-          </w:p>
-        </w:tc>
-        <w:tc>
-          <w:tcPr>
-            <w:tcW w:w="618" w:type="dxa"/>
+            <w:tcW w:w="665" w:type="dxa"/>
+            <w:tcBorders>
+              <w:tl2br w:val="nil"/>
+              <w:tr2bl w:val="nil"/>
+            </w:tcBorders>
+            <w:vAlign w:val="center"/>
+          </w:tcPr>
+          <w:p>
+            <w:pPr>
+              <w:spacing w:before="0" w:after="0" w:line="228" w:lineRule="auto"/>
+              <w:jc w:val="left"/>
+              <w:rPr>
+                <w:rFonts w:hint="eastAsia" w:ascii="宋体" w:hAnsi="宋体" w:eastAsia="宋体"/>
+                <w:b w:val="0"/>
+                <w:sz w:val="10"/>
+                <w:szCs w:val="10"/>
+                <w:lang w:val="en-US" w:eastAsia="zh-CN"/>
+              </w:rPr>
+            </w:pPr>
+            <w:r>
+              <w:rPr>
+                <w:rFonts w:hint="eastAsia" w:ascii="宋体" w:hAnsi="宋体" w:eastAsia="宋体"/>
+                <w:b w:val="0"/>
+                <w:sz w:val="10"/>
+                <w:szCs w:val="10"/>
+                <w:lang w:val="en-US" w:eastAsia="zh-CN"/>
+              </w:rPr>
+              <w:t>{{ q18 }}</w:t>
+            </w:r>
+          </w:p>
+        </w:tc>
+        <w:tc>
+          <w:tcPr>
+            <w:tcW w:w="630" w:type="dxa"/>
             <w:tcBorders>
               <w:tl2br w:val="nil"/>
               <w:tr2bl w:val="nil"/>
@@ -2757,7 +2805,7 @@
         </w:tc>
         <w:tc>
           <w:tcPr>
-            <w:tcW w:w="654" w:type="dxa"/>
+            <w:tcW w:w="633" w:type="dxa"/>
             <w:tcBorders>
               <w:tl2br w:val="nil"/>
               <w:tr2bl w:val="nil"/>
@@ -2805,7 +2853,7 @@
         </w:tblPrEx>
         <w:tc>
           <w:tcPr>
-            <w:tcW w:w="1121" w:type="dxa"/>
+            <w:tcW w:w="1007" w:type="dxa"/>
             <w:tcBorders>
               <w:tl2br w:val="nil"/>
               <w:tr2bl w:val="nil"/>
@@ -2835,37 +2883,40 @@
         </w:tc>
         <w:tc>
           <w:tcPr>
-            <w:tcW w:w="487" w:type="dxa"/>
-            <w:tcBorders>
-              <w:tl2br w:val="nil"/>
-              <w:tr2bl w:val="nil"/>
-            </w:tcBorders>
-            <w:vAlign w:val="top"/>
-          </w:tcPr>
-          <w:p>
-            <w:pPr>
-              <w:spacing w:before="0" w:after="0" w:line="228" w:lineRule="auto"/>
-              <w:jc w:val="center"/>
-              <w:rPr>
-                <w:sz w:val="10"/>
-                <w:szCs w:val="10"/>
-              </w:rPr>
-            </w:pPr>
-            <w:r>
-              <w:rPr>
-                <w:rFonts w:hint="eastAsia" w:ascii="宋体" w:hAnsi="宋体" w:eastAsia="宋体"/>
-                <w:b w:val="0"/>
-                <w:sz w:val="10"/>
-                <w:szCs w:val="10"/>
-                <w:lang w:val="en-US" w:eastAsia="zh-CN"/>
-              </w:rPr>
-              <w:t>1</w:t>
-            </w:r>
-          </w:p>
-        </w:tc>
-        <w:tc>
-          <w:tcPr>
-            <w:tcW w:w="618" w:type="dxa"/>
+            <w:tcW w:w="665" w:type="dxa"/>
+            <w:tcBorders>
+              <w:tl2br w:val="nil"/>
+              <w:tr2bl w:val="nil"/>
+            </w:tcBorders>
+            <w:vAlign w:val="center"/>
+          </w:tcPr>
+          <w:p>
+            <w:pPr>
+              <w:spacing w:before="0" w:after="0" w:line="228" w:lineRule="auto"/>
+              <w:jc w:val="left"/>
+              <w:rPr>
+                <w:rFonts w:hint="eastAsia" w:ascii="宋体" w:hAnsi="宋体" w:eastAsia="宋体"/>
+                <w:b w:val="0"/>
+                <w:sz w:val="10"/>
+                <w:szCs w:val="10"/>
+                <w:lang w:val="en-US" w:eastAsia="zh-CN"/>
+              </w:rPr>
+            </w:pPr>
+            <w:r>
+              <w:rPr>
+                <w:rFonts w:hint="eastAsia" w:ascii="宋体" w:hAnsi="宋体" w:eastAsia="宋体"/>
+                <w:b w:val="0"/>
+                <w:sz w:val="10"/>
+                <w:szCs w:val="10"/>
+                <w:lang w:val="en-US" w:eastAsia="zh-CN"/>
+              </w:rPr>
+              <w:t>{{ q19 }}</w:t>
+            </w:r>
+          </w:p>
+        </w:tc>
+        <w:tc>
+          <w:tcPr>
+            <w:tcW w:w="630" w:type="dxa"/>
             <w:tcBorders>
               <w:tl2br w:val="nil"/>
               <w:tr2bl w:val="nil"/>
@@ -2895,7 +2946,7 @@
         </w:tc>
         <w:tc>
           <w:tcPr>
-            <w:tcW w:w="654" w:type="dxa"/>
+            <w:tcW w:w="633" w:type="dxa"/>
             <w:tcBorders>
               <w:tl2br w:val="nil"/>
               <w:tr2bl w:val="nil"/>
@@ -2943,7 +2994,7 @@
         </w:tblPrEx>
         <w:tc>
           <w:tcPr>
-            <w:tcW w:w="1121" w:type="dxa"/>
+            <w:tcW w:w="1007" w:type="dxa"/>
             <w:tcBorders>
               <w:tl2br w:val="nil"/>
               <w:tr2bl w:val="nil"/>
@@ -2973,37 +3024,40 @@
         </w:tc>
         <w:tc>
           <w:tcPr>
-            <w:tcW w:w="487" w:type="dxa"/>
-            <w:tcBorders>
-              <w:tl2br w:val="nil"/>
-              <w:tr2bl w:val="nil"/>
-            </w:tcBorders>
-            <w:vAlign w:val="top"/>
-          </w:tcPr>
-          <w:p>
-            <w:pPr>
-              <w:spacing w:before="0" w:after="0" w:line="228" w:lineRule="auto"/>
-              <w:jc w:val="center"/>
-              <w:rPr>
-                <w:sz w:val="10"/>
-                <w:szCs w:val="10"/>
-              </w:rPr>
-            </w:pPr>
-            <w:r>
-              <w:rPr>
-                <w:rFonts w:hint="eastAsia" w:ascii="宋体" w:hAnsi="宋体" w:eastAsia="宋体"/>
-                <w:b w:val="0"/>
-                <w:sz w:val="10"/>
-                <w:szCs w:val="10"/>
-                <w:lang w:val="en-US" w:eastAsia="zh-CN"/>
-              </w:rPr>
-              <w:t>1</w:t>
-            </w:r>
-          </w:p>
-        </w:tc>
-        <w:tc>
-          <w:tcPr>
-            <w:tcW w:w="618" w:type="dxa"/>
+            <w:tcW w:w="665" w:type="dxa"/>
+            <w:tcBorders>
+              <w:tl2br w:val="nil"/>
+              <w:tr2bl w:val="nil"/>
+            </w:tcBorders>
+            <w:vAlign w:val="center"/>
+          </w:tcPr>
+          <w:p>
+            <w:pPr>
+              <w:spacing w:before="0" w:after="0" w:line="228" w:lineRule="auto"/>
+              <w:jc w:val="left"/>
+              <w:rPr>
+                <w:rFonts w:hint="eastAsia" w:ascii="宋体" w:hAnsi="宋体" w:eastAsia="宋体"/>
+                <w:b w:val="0"/>
+                <w:sz w:val="10"/>
+                <w:szCs w:val="10"/>
+                <w:lang w:val="en-US" w:eastAsia="zh-CN"/>
+              </w:rPr>
+            </w:pPr>
+            <w:r>
+              <w:rPr>
+                <w:rFonts w:hint="eastAsia" w:ascii="宋体" w:hAnsi="宋体" w:eastAsia="宋体"/>
+                <w:b w:val="0"/>
+                <w:sz w:val="10"/>
+                <w:szCs w:val="10"/>
+                <w:lang w:val="en-US" w:eastAsia="zh-CN"/>
+              </w:rPr>
+              <w:t>{{ q20 }}</w:t>
+            </w:r>
+          </w:p>
+        </w:tc>
+        <w:tc>
+          <w:tcPr>
+            <w:tcW w:w="630" w:type="dxa"/>
             <w:tcBorders>
               <w:tl2br w:val="nil"/>
               <w:tr2bl w:val="nil"/>
@@ -3033,7 +3087,7 @@
         </w:tc>
         <w:tc>
           <w:tcPr>
-            <w:tcW w:w="654" w:type="dxa"/>
+            <w:tcW w:w="633" w:type="dxa"/>
             <w:tcBorders>
               <w:tl2br w:val="nil"/>
               <w:tr2bl w:val="nil"/>
@@ -3081,7 +3135,7 @@
         </w:tblPrEx>
         <w:tc>
           <w:tcPr>
-            <w:tcW w:w="1121" w:type="dxa"/>
+            <w:tcW w:w="1007" w:type="dxa"/>
             <w:tcBorders>
               <w:tl2br w:val="nil"/>
               <w:tr2bl w:val="nil"/>
@@ -3114,40 +3168,60 @@
         </w:tc>
         <w:tc>
           <w:tcPr>
-            <w:tcW w:w="487" w:type="dxa"/>
-            <w:tcBorders>
-              <w:tl2br w:val="nil"/>
-              <w:tr2bl w:val="nil"/>
-            </w:tcBorders>
-            <w:vAlign w:val="top"/>
-          </w:tcPr>
-          <w:p>
-            <w:pPr>
-              <w:spacing w:before="0" w:after="0" w:line="228" w:lineRule="auto"/>
-              <w:jc w:val="center"/>
-              <w:rPr>
-                <w:rFonts w:hint="eastAsia" w:ascii="宋体" w:hAnsi="宋体" w:eastAsia="宋体"/>
-                <w:b w:val="0"/>
-                <w:sz w:val="10"/>
-                <w:szCs w:val="10"/>
-                <w:lang w:val="en-US" w:eastAsia="zh-CN"/>
-              </w:rPr>
-            </w:pPr>
-            <w:r>
-              <w:rPr>
-                <w:rFonts w:hint="eastAsia" w:ascii="宋体" w:hAnsi="宋体" w:eastAsia="宋体"/>
-                <w:b w:val="0"/>
-                <w:sz w:val="10"/>
-                <w:szCs w:val="10"/>
-                <w:lang w:val="en-US" w:eastAsia="zh-CN"/>
-              </w:rPr>
-              <w:t>1</w:t>
-            </w:r>
-          </w:p>
-        </w:tc>
-        <w:tc>
-          <w:tcPr>
-            <w:tcW w:w="618" w:type="dxa"/>
+            <w:tcW w:w="665" w:type="dxa"/>
+            <w:tcBorders>
+              <w:tl2br w:val="nil"/>
+              <w:tr2bl w:val="nil"/>
+            </w:tcBorders>
+            <w:vAlign w:val="center"/>
+          </w:tcPr>
+          <w:p>
+            <w:pPr>
+              <w:spacing w:before="0" w:after="0" w:line="228" w:lineRule="auto"/>
+              <w:jc w:val="left"/>
+              <w:rPr>
+                <w:rFonts w:hint="eastAsia" w:ascii="宋体" w:hAnsi="宋体" w:eastAsia="宋体"/>
+                <w:b w:val="0"/>
+                <w:sz w:val="10"/>
+                <w:szCs w:val="10"/>
+                <w:lang w:val="en-US" w:eastAsia="zh-CN"/>
+              </w:rPr>
+            </w:pPr>
+            <w:r>
+              <w:rPr>
+                <w:rFonts w:hint="eastAsia" w:ascii="宋体" w:hAnsi="宋体" w:eastAsia="宋体"/>
+                <w:b w:val="0"/>
+                <w:sz w:val="10"/>
+                <w:szCs w:val="10"/>
+                <w:lang w:val="en-US" w:eastAsia="zh-CN"/>
+              </w:rPr>
+              <w:t>{{ q</w:t>
+            </w:r>
+            <w:r>
+              <w:rPr>
+                <w:rFonts w:hint="eastAsia" w:ascii="宋体" w:hAnsi="宋体"/>
+                <w:b w:val="0"/>
+                <w:sz w:val="10"/>
+                <w:szCs w:val="10"/>
+                <w:lang w:val="en-US" w:eastAsia="zh-CN"/>
+              </w:rPr>
+              <w:t>2</w:t>
+            </w:r>
+            <w:r>
+              <w:rPr>
+                <w:rFonts w:hint="eastAsia" w:ascii="宋体" w:hAnsi="宋体" w:eastAsia="宋体"/>
+                <w:b w:val="0"/>
+                <w:sz w:val="10"/>
+                <w:szCs w:val="10"/>
+                <w:lang w:val="en-US" w:eastAsia="zh-CN"/>
+              </w:rPr>
+              <w:t>1 }}</w:t>
+            </w:r>
+          </w:p>
+        </w:tc>
+        <w:tc>
+          <w:tcPr>
+            <w:tcW w:w="630" w:type="dxa"/>
             <w:tcBorders>
               <w:tl2br w:val="nil"/>
               <w:tr2bl w:val="nil"/>
@@ -3180,7 +3254,7 @@
         </w:tc>
         <w:tc>
           <w:tcPr>
-            <w:tcW w:w="654" w:type="dxa"/>
+            <w:tcW w:w="633" w:type="dxa"/>
             <w:tcBorders>
               <w:tl2br w:val="nil"/>
               <w:tr2bl w:val="nil"/>
@@ -3247,8 +3321,6 @@
         </w:rPr>
         <w:t>合计</w:t>
       </w:r>
-      <w:bookmarkStart w:id="0" w:name="_GoBack"/>
-      <w:bookmarkEnd w:id="0"/>
     </w:p>
     <w:p>
       <w:pPr>
@@ -3332,6 +3404,20 @@
         </w:rPr>
         <w:t>地址：{{ address }}</w:t>
       </w:r>
+    </w:p>
+    <w:p>
+      <w:pPr>
+        <w:spacing w:before="0" w:after="0" w:line="228" w:lineRule="auto"/>
+        <w:rPr>
+          <w:rFonts w:hint="eastAsia" w:ascii="宋体" w:hAnsi="宋体" w:eastAsia="宋体"/>
+          <w:b w:val="0"/>
+          <w:sz w:val="15"/>
+          <w:szCs w:val="15"/>
+          <w:lang w:val="en-US" w:eastAsia="zh-CN"/>
+        </w:rPr>
+      </w:pPr>
+      <w:bookmarkStart w:id="0" w:name="_GoBack"/>
+      <w:bookmarkEnd w:id="0"/>
     </w:p>
     <w:sectPr>
       <w:headerReference r:id="rId3" w:type="default"/>
